--- a/docs/ENGAGEMENT_VISUAL.docx
+++ b/docs/ENGAGEMENT_VISUAL.docx
@@ -35,10 +35,10 @@
         <w:rPr>
           <w:b/>
         </w:rPr>
-        <w:t>E1 shipped</w:t>
+        <w:t>E1 and E2 shipped.</w:t>
       </w:r>
       <w:r>
-        <w:t xml:space="preserve"> without custom mascot art.</w:t>
+        <w:t xml:space="preserve"> E3 still uses the buddy placeholder below.</w:t>
       </w:r>
     </w:p>
     <w:p>
@@ -70,19 +70,10 @@
         <w:rPr>
           <w:b/>
         </w:rPr>
-        <w:t>before E2 (avatars) and E3 (alien buddy)</w:t>
+        <w:t>before E3 (alien buddy)</w:t>
       </w:r>
       <w:r>
-        <w:t xml:space="preserve">. Do </w:t>
-      </w:r>
-      <w:r>
-        <w:rPr>
-          <w:b/>
-        </w:rPr>
-        <w:t>not</w:t>
-      </w:r>
-      <w:r>
-        <w:t xml:space="preserve"> block E1 on illustrations.</w:t>
+        <w:t>. Avatar v1 emoji/colours below are the live picker list.</w:t>
       </w:r>
     </w:p>
     <w:p/>
@@ -549,7 +540,7 @@
         <w:pStyle w:val="Heading1"/>
       </w:pPr>
       <w:r>
-        <w:t>3. Avatar v1 (E2) — no drawings</w:t>
+        <w:t>3. Avatar v1 (E2) — shipped, no drawings</w:t>
       </w:r>
     </w:p>
     <w:p>
@@ -567,6 +558,29 @@
           <w:b/>
         </w:rPr>
         <w:t>No image upload / CDN.</w:t>
+      </w:r>
+      <w:r>
+        <w:t xml:space="preserve"> Stored as </w:t>
+      </w:r>
+      <w:r>
+        <w:rPr>
+          <w:rFonts w:ascii="Consolas" w:hAnsi="Consolas"/>
+          <w:sz w:val="20"/>
+        </w:rPr>
+        <w:t>avatar_json</w:t>
+      </w:r>
+      <w:r>
+        <w:t xml:space="preserve"> on </w:t>
+      </w:r>
+      <w:r>
+        <w:rPr>
+          <w:rFonts w:ascii="Consolas" w:hAnsi="Consolas"/>
+          <w:sz w:val="20"/>
+        </w:rPr>
+        <w:t>user_profile_settings</w:t>
+      </w:r>
+      <w:r>
+        <w:t>.</w:t>
       </w:r>
     </w:p>
     <w:p>
@@ -744,7 +758,7 @@
     <w:p/>
     <w:p>
       <w:r>
-        <w:t xml:space="preserve">When E2 starts, extend this file with the chosen emoji list if it changes; regenerate </w:t>
+        <w:t xml:space="preserve">When E3 starts, keep this emoji list unless product changes it; regenerate </w:t>
       </w:r>
       <w:r>
         <w:rPr>

--- a/docs/ENGAGEMENT_VISUAL.docx
+++ b/docs/ENGAGEMENT_VISUAL.docx
@@ -35,10 +35,7 @@
         <w:rPr>
           <w:b/>
         </w:rPr>
-        <w:t>E1 and E2 shipped.</w:t>
-      </w:r>
-      <w:r>
-        <w:t xml:space="preserve"> E3 still uses the buddy placeholder below.</w:t>
+        <w:t>E1–E3 shipped.</w:t>
       </w:r>
     </w:p>
     <w:p>
@@ -64,16 +61,7 @@
     </w:p>
     <w:p>
       <w:r>
-        <w:t xml:space="preserve">Use this page </w:t>
-      </w:r>
-      <w:r>
-        <w:rPr>
-          <w:b/>
-        </w:rPr>
-        <w:t>before E3 (alien buddy)</w:t>
-      </w:r>
-      <w:r>
-        <w:t>. Avatar v1 emoji/colours below are the live picker list.</w:t>
+        <w:t>Avatar v1 emoji/colours below are the live picker list. Buddy v0 uses the 👾 placeholder.</w:t>
       </w:r>
     </w:p>
     <w:p/>
@@ -642,21 +630,12 @@
         <w:pStyle w:val="Heading1"/>
       </w:pPr>
       <w:r>
-        <w:t>4. Buddy v0 (E3) — placeholder first</w:t>
+        <w:t>4. Buddy v0 (E3) — shipped placeholder</w:t>
       </w:r>
     </w:p>
     <w:p>
       <w:r>
-        <w:t xml:space="preserve">Ship a </w:t>
-      </w:r>
-      <w:r>
-        <w:rPr>
-          <w:b/>
-        </w:rPr>
-        <w:t>corner widget</w:t>
-      </w:r>
-      <w:r>
-        <w:t xml:space="preserve"> (~48–64px) that can later swap art:</w:t>
+        <w:t>Corner widget (~56px) on logged-in pages:</w:t>
       </w:r>
     </w:p>
     <w:p>
@@ -664,7 +643,7 @@
         <w:pStyle w:val="ListBullet"/>
       </w:pPr>
       <w:r>
-        <w:t xml:space="preserve">v0: emoji 👾 or a flat CSS circle in </w:t>
+        <w:t xml:space="preserve">v0: emoji 👾 in a </w:t>
       </w:r>
       <w:r>
         <w:rPr>
@@ -672,6 +651,19 @@
           <w:sz w:val="20"/>
         </w:rPr>
         <w:t>--primary</w:t>
+      </w:r>
+      <w:r>
+        <w:t xml:space="preserve"> circle (</w:t>
+      </w:r>
+      <w:r>
+        <w:rPr>
+          <w:rFonts w:ascii="Consolas" w:hAnsi="Consolas"/>
+          <w:sz w:val="20"/>
+        </w:rPr>
+        <w:t>static/js/buddy.js</w:t>
+      </w:r>
+      <w:r>
+        <w:t>)</w:t>
       </w:r>
     </w:p>
     <w:p>
@@ -689,12 +681,12 @@
         <w:t>static/icons/</w:t>
       </w:r>
       <w:r>
-        <w:t xml:space="preserve"> once E1/E2 are in use</w:t>
+        <w:t xml:space="preserve"> later</w:t>
       </w:r>
     </w:p>
     <w:p>
       <w:r>
-        <w:t xml:space="preserve">Must respect </w:t>
+        <w:t xml:space="preserve">Respects </w:t>
       </w:r>
       <w:r>
         <w:rPr>
@@ -704,7 +696,16 @@
         <w:t>prefers-reduced-motion</w:t>
       </w:r>
       <w:r>
-        <w:t xml:space="preserve"> and a dismiss control. Must </w:t>
+        <w:t xml:space="preserve"> and a </w:t>
+      </w:r>
+      <w:r>
+        <w:rPr>
+          <w:b/>
+        </w:rPr>
+        <w:t>Not now</w:t>
+      </w:r>
+      <w:r>
+        <w:t xml:space="preserve"> dismiss (restores next UTC day). Does </w:t>
       </w:r>
       <w:r>
         <w:rPr>
@@ -758,7 +759,7 @@
     <w:p/>
     <w:p>
       <w:r>
-        <w:t xml:space="preserve">When E3 starts, keep this emoji list unless product changes it; regenerate </w:t>
+        <w:t xml:space="preserve">When changing buddy copy or avatar emoji, regenerate </w:t>
       </w:r>
       <w:r>
         <w:rPr>

--- a/docs/ENGAGEMENT_VISUAL.docx
+++ b/docs/ENGAGEMENT_VISUAL.docx
@@ -7,7 +7,7 @@
         <w:pStyle w:val="Title"/>
       </w:pPr>
       <w:r>
-        <w:t>Engagement visual tokens (E2–E3)</w:t>
+        <w:t>Engagement visual tokens (E2–E5)</w:t>
       </w:r>
     </w:p>
     <w:p>
@@ -18,7 +18,7 @@
         <w:t>Last updated:</w:t>
       </w:r>
       <w:r>
-        <w:t xml:space="preserve"> 2026-08-15</w:t>
+        <w:t xml:space="preserve"> 2026-08-16</w:t>
       </w:r>
     </w:p>
     <w:p>
@@ -35,7 +35,7 @@
         <w:rPr>
           <w:b/>
         </w:rPr>
-        <w:t>E1–E3 shipped.</w:t>
+        <w:t>E1–E3 shipped; E5.2 shipped; remaining E5 planned.</w:t>
       </w:r>
     </w:p>
     <w:p>
@@ -56,7 +56,14 @@
         <w:t>docs/AI_HANDOFF.md</w:t>
       </w:r>
       <w:r>
-        <w:t xml:space="preserve"> §6</w:t>
+        <w:t xml:space="preserve"> §6, </w:t>
+      </w:r>
+      <w:r>
+        <w:rPr>
+          <w:rFonts w:ascii="Consolas" w:hAnsi="Consolas"/>
+          <w:sz w:val="20"/>
+        </w:rPr>
+        <w:t>docs/ENGAGEMENT_E5.md</w:t>
       </w:r>
     </w:p>
     <w:p>
@@ -718,6 +725,404 @@
       </w:r>
     </w:p>
     <w:p>
+      <w:r>
+        <w:t xml:space="preserve">Message types today: </w:t>
+      </w:r>
+      <w:r>
+        <w:rPr>
+          <w:rFonts w:ascii="Consolas" w:hAnsi="Consolas"/>
+          <w:sz w:val="20"/>
+        </w:rPr>
+        <w:t>celebrate</w:t>
+      </w:r>
+      <w:r>
+        <w:t xml:space="preserve">, </w:t>
+      </w:r>
+      <w:r>
+        <w:rPr>
+          <w:rFonts w:ascii="Consolas" w:hAnsi="Consolas"/>
+          <w:sz w:val="20"/>
+        </w:rPr>
+        <w:t>streak_risk</w:t>
+      </w:r>
+      <w:r>
+        <w:t xml:space="preserve">, </w:t>
+      </w:r>
+      <w:r>
+        <w:rPr>
+          <w:rFonts w:ascii="Consolas" w:hAnsi="Consolas"/>
+          <w:sz w:val="20"/>
+        </w:rPr>
+        <w:t>weak_topic</w:t>
+      </w:r>
+      <w:r>
+        <w:t xml:space="preserve">, </w:t>
+      </w:r>
+      <w:r>
+        <w:rPr>
+          <w:rFonts w:ascii="Consolas" w:hAnsi="Consolas"/>
+          <w:sz w:val="20"/>
+        </w:rPr>
+        <w:t>nudge</w:t>
+      </w:r>
+      <w:r>
+        <w:t xml:space="preserve"> (first match wins, one per page load).</w:t>
+      </w:r>
+    </w:p>
+    <w:p>
+      <w:pPr>
+        <w:pStyle w:val="Heading1"/>
+      </w:pPr>
+      <w:r>
+        <w:t>4b. Buddy v0.5 faces (E5.1) — planned</w:t>
+      </w:r>
+    </w:p>
+    <w:p>
+      <w:r>
+        <w:t xml:space="preserve">One emoji per message type, sent by the API as </w:t>
+      </w:r>
+      <w:r>
+        <w:rPr>
+          <w:rFonts w:ascii="Consolas" w:hAnsi="Consolas"/>
+          <w:sz w:val="20"/>
+        </w:rPr>
+        <w:t>face</w:t>
+      </w:r>
+      <w:r>
+        <w:t xml:space="preserve"> so the widget can change expression. Text emoji only — still no assets.</w:t>
+      </w:r>
+    </w:p>
+    <w:tbl>
+      <w:tblPr>
+        <w:tblStyle w:val="TableGrid"/>
+        <w:tblW w:type="auto" w:w="0"/>
+        <w:tblLook w:firstColumn="1" w:firstRow="1" w:lastColumn="0" w:lastRow="0" w:noHBand="0" w:noVBand="1" w:val="04A0"/>
+      </w:tblPr>
+      <w:tblGrid>
+        <w:gridCol w:w="2160"/>
+        <w:gridCol w:w="2160"/>
+        <w:gridCol w:w="2160"/>
+        <w:gridCol w:w="2160"/>
+      </w:tblGrid>
+      <w:tr>
+        <w:tc>
+          <w:tcPr>
+            <w:tcW w:type="dxa" w:w="2160"/>
+            <w:shd w:fill="E8EEF4" w:val="clear"/>
+          </w:tcPr>
+          <w:p>
+            <w:r/>
+            <w:r>
+              <w:rPr>
+                <w:b/>
+              </w:rPr>
+              <w:t>Type</w:t>
+            </w:r>
+          </w:p>
+        </w:tc>
+        <w:tc>
+          <w:tcPr>
+            <w:tcW w:type="dxa" w:w="2160"/>
+            <w:shd w:fill="E8EEF4" w:val="clear"/>
+          </w:tcPr>
+          <w:p>
+            <w:r/>
+            <w:r>
+              <w:rPr>
+                <w:b/>
+              </w:rPr>
+              <w:t>Face</w:t>
+            </w:r>
+          </w:p>
+        </w:tc>
+        <w:tc>
+          <w:tcPr>
+            <w:tcW w:type="dxa" w:w="2160"/>
+            <w:shd w:fill="E8EEF4" w:val="clear"/>
+          </w:tcPr>
+          <w:p>
+            <w:r/>
+            <w:r>
+              <w:rPr>
+                <w:b/>
+              </w:rPr>
+              <w:t>Type</w:t>
+            </w:r>
+          </w:p>
+        </w:tc>
+        <w:tc>
+          <w:tcPr>
+            <w:tcW w:type="dxa" w:w="2160"/>
+            <w:shd w:fill="E8EEF4" w:val="clear"/>
+          </w:tcPr>
+          <w:p>
+            <w:r/>
+            <w:r>
+              <w:rPr>
+                <w:b/>
+              </w:rPr>
+              <w:t>Face</w:t>
+            </w:r>
+          </w:p>
+        </w:tc>
+      </w:tr>
+      <w:tr>
+        <w:tc>
+          <w:tcPr>
+            <w:tcW w:type="dxa" w:w="2160"/>
+          </w:tcPr>
+          <w:p>
+            <w:r/>
+            <w:r>
+              <w:rPr>
+                <w:rFonts w:ascii="Consolas" w:hAnsi="Consolas"/>
+                <w:sz w:val="20"/>
+              </w:rPr>
+              <w:t>milestone</w:t>
+            </w:r>
+          </w:p>
+        </w:tc>
+        <w:tc>
+          <w:tcPr>
+            <w:tcW w:type="dxa" w:w="2160"/>
+          </w:tcPr>
+          <w:p>
+            <w:r/>
+            <w:r>
+              <w:t>🎉</w:t>
+            </w:r>
+          </w:p>
+        </w:tc>
+        <w:tc>
+          <w:tcPr>
+            <w:tcW w:type="dxa" w:w="2160"/>
+          </w:tcPr>
+          <w:p>
+            <w:r/>
+            <w:r>
+              <w:rPr>
+                <w:rFonts w:ascii="Consolas" w:hAnsi="Consolas"/>
+                <w:sz w:val="20"/>
+              </w:rPr>
+              <w:t>streak_risk</w:t>
+            </w:r>
+          </w:p>
+        </w:tc>
+        <w:tc>
+          <w:tcPr>
+            <w:tcW w:type="dxa" w:w="2160"/>
+          </w:tcPr>
+          <w:p>
+            <w:r/>
+            <w:r>
+              <w:t>🔥</w:t>
+            </w:r>
+          </w:p>
+        </w:tc>
+      </w:tr>
+      <w:tr>
+        <w:tc>
+          <w:tcPr>
+            <w:tcW w:type="dxa" w:w="2160"/>
+          </w:tcPr>
+          <w:p>
+            <w:r/>
+            <w:r>
+              <w:rPr>
+                <w:rFonts w:ascii="Consolas" w:hAnsi="Consolas"/>
+                <w:sz w:val="20"/>
+              </w:rPr>
+              <w:t>celebrate</w:t>
+            </w:r>
+          </w:p>
+        </w:tc>
+        <w:tc>
+          <w:tcPr>
+            <w:tcW w:type="dxa" w:w="2160"/>
+          </w:tcPr>
+          <w:p>
+            <w:r/>
+            <w:r>
+              <w:t>😄</w:t>
+            </w:r>
+          </w:p>
+        </w:tc>
+        <w:tc>
+          <w:tcPr>
+            <w:tcW w:type="dxa" w:w="2160"/>
+          </w:tcPr>
+          <w:p>
+            <w:r/>
+            <w:r>
+              <w:rPr>
+                <w:rFonts w:ascii="Consolas" w:hAnsi="Consolas"/>
+                <w:sz w:val="20"/>
+              </w:rPr>
+              <w:t>weak_topic</w:t>
+            </w:r>
+          </w:p>
+        </w:tc>
+        <w:tc>
+          <w:tcPr>
+            <w:tcW w:type="dxa" w:w="2160"/>
+          </w:tcPr>
+          <w:p>
+            <w:r/>
+            <w:r>
+              <w:t>🤔</w:t>
+            </w:r>
+          </w:p>
+        </w:tc>
+      </w:tr>
+      <w:tr>
+        <w:tc>
+          <w:tcPr>
+            <w:tcW w:type="dxa" w:w="2160"/>
+          </w:tcPr>
+          <w:p>
+            <w:r/>
+            <w:r>
+              <w:rPr>
+                <w:rFonts w:ascii="Consolas" w:hAnsi="Consolas"/>
+                <w:sz w:val="20"/>
+              </w:rPr>
+              <w:t>qotd_nudge</w:t>
+            </w:r>
+          </w:p>
+        </w:tc>
+        <w:tc>
+          <w:tcPr>
+            <w:tcW w:type="dxa" w:w="2160"/>
+          </w:tcPr>
+          <w:p>
+            <w:r/>
+            <w:r>
+              <w:t>❓</w:t>
+            </w:r>
+          </w:p>
+        </w:tc>
+        <w:tc>
+          <w:tcPr>
+            <w:tcW w:type="dxa" w:w="2160"/>
+          </w:tcPr>
+          <w:p>
+            <w:r/>
+            <w:r>
+              <w:rPr>
+                <w:rFonts w:ascii="Consolas" w:hAnsi="Consolas"/>
+                <w:sz w:val="20"/>
+              </w:rPr>
+              <w:t>friend_challenge</w:t>
+            </w:r>
+          </w:p>
+        </w:tc>
+        <w:tc>
+          <w:tcPr>
+            <w:tcW w:type="dxa" w:w="2160"/>
+          </w:tcPr>
+          <w:p>
+            <w:r/>
+            <w:r>
+              <w:t>🤝</w:t>
+            </w:r>
+          </w:p>
+        </w:tc>
+      </w:tr>
+      <w:tr>
+        <w:tc>
+          <w:tcPr>
+            <w:tcW w:type="dxa" w:w="2160"/>
+          </w:tcPr>
+          <w:p>
+            <w:r/>
+            <w:r>
+              <w:rPr>
+                <w:rFonts w:ascii="Consolas" w:hAnsi="Consolas"/>
+                <w:sz w:val="20"/>
+              </w:rPr>
+              <w:t>nudge</w:t>
+            </w:r>
+            <w:r>
+              <w:t xml:space="preserve"> (fallback)</w:t>
+            </w:r>
+          </w:p>
+        </w:tc>
+        <w:tc>
+          <w:tcPr>
+            <w:tcW w:type="dxa" w:w="2160"/>
+          </w:tcPr>
+          <w:p>
+            <w:r/>
+            <w:r>
+              <w:t>👾</w:t>
+            </w:r>
+          </w:p>
+        </w:tc>
+        <w:tc>
+          <w:tcPr>
+            <w:tcW w:type="dxa" w:w="2160"/>
+          </w:tcPr>
+          <w:p>
+            <w:r/>
+          </w:p>
+        </w:tc>
+        <w:tc>
+          <w:tcPr>
+            <w:tcW w:type="dxa" w:w="2160"/>
+          </w:tcPr>
+          <w:p>
+            <w:r/>
+          </w:p>
+        </w:tc>
+      </w:tr>
+    </w:tbl>
+    <w:p/>
+    <w:p>
+      <w:r>
+        <w:t xml:space="preserve">Avatar extras 🎓 / 🎧 / ⭐ become badge-gated in E5.5; locked options stay visible but disabled with an "earn X to unlock" caption. Full spec: </w:t>
+      </w:r>
+      <w:r>
+        <w:rPr>
+          <w:rFonts w:ascii="Consolas" w:hAnsi="Consolas"/>
+          <w:sz w:val="20"/>
+        </w:rPr>
+        <w:t>docs/ENGAGEMENT_E5.md</w:t>
+      </w:r>
+      <w:r>
+        <w:t>.</w:t>
+      </w:r>
+    </w:p>
+    <w:p>
+      <w:pPr>
+        <w:pStyle w:val="Heading1"/>
+      </w:pPr>
+      <w:r>
+        <w:t>4c. Badge emoji (E5.2) — shipped</w:t>
+      </w:r>
+    </w:p>
+    <w:p>
+      <w:r>
+        <w:rPr>
+          <w:rFonts w:ascii="Consolas" w:hAnsi="Consolas"/>
+          <w:sz w:val="20"/>
+        </w:rPr>
+        <w:t>MILESTONE_CATALOG</w:t>
+      </w:r>
+      <w:r>
+        <w:t xml:space="preserve"> entries include an </w:t>
+      </w:r>
+      <w:r>
+        <w:rPr>
+          <w:rFonts w:ascii="Consolas" w:hAnsi="Consolas"/>
+          <w:sz w:val="20"/>
+        </w:rPr>
+        <w:t>emoji</w:t>
+      </w:r>
+      <w:r>
+        <w:t xml:space="preserve"> field rendered on the profile milestone list (fallback ★). Buddy v0.5 (E5.1) can reuse the same glyph in the "New badge: …" line.</w:t>
+      </w:r>
+    </w:p>
+    <w:p>
       <w:pPr>
         <w:pStyle w:val="Heading1"/>
       </w:pPr>

--- a/docs/ENGAGEMENT_VISUAL.docx
+++ b/docs/ENGAGEMENT_VISUAL.docx
@@ -703,7 +703,7 @@
         <w:t>prefers-reduced-motion</w:t>
       </w:r>
       <w:r>
-        <w:t xml:space="preserve"> and a </w:t>
+        <w:t xml:space="preserve">. Off-page </w:t>
       </w:r>
       <w:r>
         <w:rPr>
@@ -712,7 +712,16 @@
         <w:t>Not now</w:t>
       </w:r>
       <w:r>
-        <w:t xml:space="preserve"> dismiss (restores next UTC day). Does </w:t>
+        <w:t xml:space="preserve"> restores next UTC day; on a weak topic’s lesson page </w:t>
+      </w:r>
+      <w:r>
+        <w:rPr>
+          <w:b/>
+        </w:rPr>
+        <w:t>Keep learning</w:t>
+      </w:r>
+      <w:r>
+        <w:t xml:space="preserve"> hides only that card for the day. Does </w:t>
       </w:r>
       <w:r>
         <w:rPr>
